--- a/DATA/OUTPUT/Data Notes.docx
+++ b/DATA/OUTPUT/Data Notes.docx
@@ -1,13 +1,11 @@
 
 <file path=word/document.xml><?xml version="1.0" encoding="utf-8"?>
-<w:document xmlns:wpc="http://schemas.microsoft.com/office/word/2010/wordprocessingCanvas" xmlns:cx="http://schemas.microsoft.com/office/drawing/2014/chartex" xmlns:cx1="http://schemas.microsoft.com/office/drawing/2015/9/8/chartex" xmlns:cx2="http://schemas.microsoft.com/office/drawing/2015/10/21/chartex" xmlns:cx3="http://schemas.microsoft.com/office/drawing/2016/5/9/chartex" xmlns:cx4="http://schemas.microsoft.com/office/drawing/2016/5/10/chartex" xmlns:cx5="http://schemas.microsoft.com/office/drawing/2016/5/11/chartex" xmlns:cx6="http://schemas.microsoft.com/office/drawing/2016/5/12/chartex" xmlns:cx7="http://schemas.microsoft.com/office/drawing/2016/5/13/chartex" xmlns:cx8="http://schemas.microsoft.com/office/drawing/2016/5/14/chartex" xmlns:mc="http://schemas.openxmlformats.org/markup-compatibility/2006" xmlns:aink="http://schemas.microsoft.com/office/drawing/2016/ink" xmlns:am3d="http://schemas.microsoft.com/office/drawing/2017/model3d" xmlns:o="urn:schemas-microsoft-com:office:office" xmlns:r="http://schemas.openxmlformats.org/officeDocument/2006/relationships" xmlns:m="http://schemas.openxmlformats.org/officeDocument/2006/math" xmlns:v="urn:schemas-microsoft-com:vml" xmlns:wp14="http://schemas.microsoft.com/office/word/2010/wordprocessingDrawing" xmlns:wp="http://schemas.openxmlformats.org/drawingml/2006/wordprocessingDrawing" xmlns:w10="urn:schemas-microsoft-com:office:word" xmlns:w="http://schemas.openxmlformats.org/wordprocessingml/2006/main" xmlns:w14="http://schemas.microsoft.com/office/word/2010/wordml" xmlns:w15="http://schemas.microsoft.com/office/word/2012/wordml" xmlns:w16cid="http://schemas.microsoft.com/office/word/2016/wordml/cid" xmlns:w16se="http://schemas.microsoft.com/office/word/2015/wordml/symex" xmlns:wpg="http://schemas.microsoft.com/office/word/2010/wordprocessingGroup" xmlns:wpi="http://schemas.microsoft.com/office/word/2010/wordprocessingInk" xmlns:wne="http://schemas.microsoft.com/office/word/2006/wordml" xmlns:wps="http://schemas.microsoft.com/office/word/2010/wordprocessingShape" mc:Ignorable="w14 w15 w16se w16cid wp14">
+<w:document xmlns:wpc="http://schemas.microsoft.com/office/word/2010/wordprocessingCanvas" xmlns:cx="http://schemas.microsoft.com/office/drawing/2014/chartex" xmlns:cx1="http://schemas.microsoft.com/office/drawing/2015/9/8/chartex" xmlns:mc="http://schemas.openxmlformats.org/markup-compatibility/2006" xmlns:o="urn:schemas-microsoft-com:office:office" xmlns:r="http://schemas.openxmlformats.org/officeDocument/2006/relationships" xmlns:m="http://schemas.openxmlformats.org/officeDocument/2006/math" xmlns:v="urn:schemas-microsoft-com:vml" xmlns:wp14="http://schemas.microsoft.com/office/word/2010/wordprocessingDrawing" xmlns:wp="http://schemas.openxmlformats.org/drawingml/2006/wordprocessingDrawing" xmlns:w10="urn:schemas-microsoft-com:office:word" xmlns:w="http://schemas.openxmlformats.org/wordprocessingml/2006/main" xmlns:w14="http://schemas.microsoft.com/office/word/2010/wordml" xmlns:w15="http://schemas.microsoft.com/office/word/2012/wordml" xmlns:w16se="http://schemas.microsoft.com/office/word/2015/wordml/symex" xmlns:wpg="http://schemas.microsoft.com/office/word/2010/wordprocessingGroup" xmlns:wpi="http://schemas.microsoft.com/office/word/2010/wordprocessingInk" xmlns:wne="http://schemas.microsoft.com/office/word/2006/wordml" xmlns:wps="http://schemas.microsoft.com/office/word/2010/wordprocessingShape" mc:Ignorable="w14 w15 w16se wp14">
   <w:body>
     <w:p>
       <w:pPr>
         <w:pStyle w:val="Heading1"/>
       </w:pPr>
-      <w:bookmarkStart w:id="0" w:name="_GoBack"/>
-      <w:bookmarkEnd w:id="0"/>
       <w:r>
         <w:t>Definitions and Sources</w:t>
       </w:r>
@@ -24,11 +22,11 @@
     </w:p>
     <w:p>
       <w:r>
-        <w:t>Another example is ‘de-indexing’. Both Jorda et al. and Barro-</w:t>
+        <w:t xml:space="preserve">Another example is ‘de-indexing’. Both Jorda et al. and </w:t>
       </w:r>
       <w:proofErr w:type="spellStart"/>
       <w:r>
-        <w:t>Ursua</w:t>
+        <w:t>Barro-Ursua</w:t>
       </w:r>
       <w:proofErr w:type="spellEnd"/>
       <w:r>
@@ -59,56 +57,40 @@
     </w:p>
     <w:p>
       <w:r>
-        <w:t>This facility is quite rudimentary at present (23 February 2019) but we aim to develop it, since it is the basis for a community of data providers that wish to discuss different estimates of the same variable, in order to improve the data- in the same way that Wikipedia functions, but for numbers.</w:t>
-      </w:r>
-    </w:p>
-    <w:p>
-      <w:r>
-        <w:t>In particular, wherever any derived estimate is created (such as the de-indexed Barro-</w:t>
+        <w:t xml:space="preserve">This facility is </w:t>
+      </w:r>
+      <w:r>
+        <w:t>quite rudimentary at present (29</w:t>
+      </w:r>
+      <w:r>
+        <w:t xml:space="preserve"> </w:t>
+      </w:r>
+      <w:r>
+        <w:t>November</w:t>
+      </w:r>
+      <w:r>
+        <w:t xml:space="preserve"> 2019) but we aim to develop it, since it is the basis for a community of data providers that wish to discuss different estimates of the same variable, in order to improve the data- in the same way that Wikipedia functions, but for numbers.</w:t>
+      </w:r>
+    </w:p>
+    <w:p>
+      <w:r>
+        <w:t xml:space="preserve">In particular, wherever any derived estimate is created (such as the de-indexed </w:t>
       </w:r>
       <w:proofErr w:type="spellStart"/>
       <w:r>
-        <w:t>Ursua</w:t>
+        <w:t>Barro-Ursua</w:t>
       </w:r>
       <w:proofErr w:type="spellEnd"/>
       <w:r>
-        <w:t xml:space="preserve"> GDP figures, the USD GDP estimates derived from the Penn tables, or the deduplicated estimates for Reporting Units discussed below, a new definition is created (conventionally by adding the suffix ‘-EXTENDED’). To take the example of the Penn USD GDP data:</w:t>
-      </w:r>
-    </w:p>
-    <w:p>
-      <w:pPr>
-        <w:pStyle w:val="ListParagraph"/>
-        <w:numPr>
-          <w:ilvl w:val="0"/>
-          <w:numId w:val="1"/>
-        </w:numPr>
-      </w:pPr>
-      <w:r>
-        <w:t>All data originating with the  Penn tables has the Source Name ‘PENN’ whether or not modified</w:t>
-      </w:r>
-    </w:p>
-    <w:p>
-      <w:pPr>
-        <w:pStyle w:val="ListParagraph"/>
-        <w:numPr>
-          <w:ilvl w:val="0"/>
-          <w:numId w:val="1"/>
-        </w:numPr>
-      </w:pPr>
-      <w:r>
-        <w:t>The original data has the definition ‘PENN’</w:t>
-      </w:r>
-    </w:p>
-    <w:p>
-      <w:pPr>
-        <w:pStyle w:val="ListParagraph"/>
-        <w:numPr>
-          <w:ilvl w:val="0"/>
-          <w:numId w:val="1"/>
-        </w:numPr>
-      </w:pPr>
-      <w:r>
-        <w:t>The USD GDP  data has the definition ‘PENN-EXTENDED’</w:t>
+        <w:t xml:space="preserve"> GDP figures, the USD GDP estimates derived from the Penn tables, or the deduplicated estimates for Reporting Units discussed below, a new </w:t>
+      </w:r>
+      <w:r>
+        <w:t>definition is created.</w:t>
+      </w:r>
+    </w:p>
+    <w:p>
+      <w:r>
+        <w:t>Currently this new definition is called ‘CLEANED’ whilst the original data is called ‘ORIGINAL’. As the project proceeds we expect to create additional definitions</w:t>
       </w:r>
     </w:p>
     <w:p>
@@ -145,15 +127,7 @@
         <w:t>famously</w:t>
       </w:r>
       <w:r>
-        <w:t xml:space="preserve"> announced that ‘We have to stop treating Germany as a state on </w:t>
-      </w:r>
-      <w:proofErr w:type="gramStart"/>
-      <w:r>
-        <w:t>wheels’</w:t>
-      </w:r>
-      <w:proofErr w:type="gramEnd"/>
-      <w:r>
-        <w:t xml:space="preserve">. This followed the </w:t>
+        <w:t xml:space="preserve"> announced that ‘We have to stop treating Germany as a state on wheels’. This followed the </w:t>
       </w:r>
       <w:proofErr w:type="spellStart"/>
       <w:r>
@@ -194,71 +168,60 @@
         <w:t xml:space="preserve">as the German right began reviving romantic memories of lost Polish and Czech territories, </w:t>
       </w:r>
       <w:r>
-        <w:t xml:space="preserve">maps of Germany began to appear dating back to the Holy Roman Empire, including Mediaeval Germany’s historic </w:t>
-      </w:r>
+        <w:t>maps of Germany began to appear dating back to the Holy Roman Empire, including Mediaeval Germany’s historic Mediterranean seaboard</w:t>
+      </w:r>
+      <w:r>
+        <w:t>.</w:t>
+      </w:r>
+      <w:r>
+        <w:t xml:space="preserve"> </w:t>
+      </w:r>
+      <w:proofErr w:type="spellStart"/>
+      <w:r>
+        <w:t>Ruhe</w:t>
+      </w:r>
+      <w:r>
+        <w:t>’s</w:t>
+      </w:r>
+      <w:proofErr w:type="spellEnd"/>
+      <w:r>
+        <w:t xml:space="preserve"> offhand remark served equally </w:t>
+      </w:r>
+      <w:r>
+        <w:t xml:space="preserve">to rebuke </w:t>
+      </w:r>
+      <w:r>
+        <w:t>the romantic</w:t>
+      </w:r>
+      <w:r>
+        <w:t xml:space="preserve"> expansionis</w:t>
+      </w:r>
+      <w:r>
+        <w:t>m</w:t>
+      </w:r>
+      <w:r>
+        <w:t xml:space="preserve">, and to  put a lid on </w:t>
+      </w:r>
+      <w:r>
+        <w:t>any residual</w:t>
+      </w:r>
+      <w:r>
+        <w:t xml:space="preserve"> </w:t>
+      </w:r>
+      <w:r>
+        <w:t xml:space="preserve">East German separatism </w:t>
+      </w:r>
+      <w:r>
+        <w:t>by declaring a final  boundary of Germany.</w:t>
+      </w:r>
+    </w:p>
+    <w:p>
       <w:r>
         <w:lastRenderedPageBreak/>
-        <w:t>Mediterranean seaboard</w:t>
-      </w:r>
-      <w:r>
-        <w:t>.</w:t>
-      </w:r>
-      <w:r>
-        <w:t xml:space="preserve"> </w:t>
-      </w:r>
-      <w:proofErr w:type="spellStart"/>
-      <w:r>
-        <w:t>Ruhe</w:t>
-      </w:r>
-      <w:r>
-        <w:t>’s</w:t>
-      </w:r>
-      <w:proofErr w:type="spellEnd"/>
-      <w:r>
-        <w:t xml:space="preserve"> offhand remark served equally </w:t>
-      </w:r>
-      <w:r>
-        <w:t xml:space="preserve">to rebuke </w:t>
-      </w:r>
-      <w:r>
-        <w:t>the romantic</w:t>
-      </w:r>
-      <w:r>
-        <w:t xml:space="preserve"> expansionis</w:t>
-      </w:r>
-      <w:r>
-        <w:t>m</w:t>
-      </w:r>
-      <w:r>
-        <w:t xml:space="preserve">, and to  put a lid on </w:t>
-      </w:r>
-      <w:r>
-        <w:t>any residual</w:t>
-      </w:r>
-      <w:r>
-        <w:t xml:space="preserve"> </w:t>
-      </w:r>
-      <w:r>
-        <w:t xml:space="preserve">East German separatism </w:t>
-      </w:r>
-      <w:r>
-        <w:t>by declaring a final  boundary of Germany.</w:t>
-      </w:r>
-    </w:p>
-    <w:p>
-      <w:r>
-        <w:t xml:space="preserve">To put this in context, the statistician must recognise just how frequently and how much Germany’s boundaries have </w:t>
-      </w:r>
-      <w:proofErr w:type="gramStart"/>
-      <w:r>
-        <w:t>moved</w:t>
-      </w:r>
-      <w:r>
-        <w:t>, and</w:t>
-      </w:r>
-      <w:proofErr w:type="gramEnd"/>
-      <w:r>
-        <w:t xml:space="preserve"> recognise the issues of measurement and classification which arise. If a state’s boundaries have extended or contracted over a period under consideration, how do we know whether,  for example, any economic changes are due to increased or decreased industriousness, or simply to the state being bigger or smaller?</w:t>
+        <w:t>To put this in context, the statistician must recognise just how frequently and how much Germany’s boundaries have moved</w:t>
+      </w:r>
+      <w:r>
+        <w:t>, and recognise the issues of measurement and classification which arise. If a state’s boundaries have extended or contracted over a period under consideration, how do we know whether,  for example, any economic changes are due to increased or decreased industriousness, or simply to the state being bigger or smaller?</w:t>
       </w:r>
     </w:p>
     <w:p>
@@ -600,36 +563,36 @@
     </w:p>
     <w:p>
       <w:r>
+        <w:t>For many years after the reunification, separate statistical estimates were published, and could be obtained, for each of the entities</w:t>
+      </w:r>
+      <w:r>
+        <w:t xml:space="preserve"> we have listed: Saar Basin, West Berlin, Federal Germany, German Democratic Republic. Now</w:t>
+      </w:r>
+      <w:r>
+        <w:t xml:space="preserve">, </w:t>
+      </w:r>
+      <w:r>
+        <w:t xml:space="preserve">a single statistical series is published by most authorities, </w:t>
+      </w:r>
+      <w:r>
+        <w:t xml:space="preserve">not least the Germans, covering at least </w:t>
+      </w:r>
+      <w:r>
+        <w:t>1950 to the present day.</w:t>
+      </w:r>
+      <w:r>
+        <w:t xml:space="preserve"> This </w:t>
+      </w:r>
+      <w:r>
+        <w:t xml:space="preserve">is </w:t>
+      </w:r>
+      <w:r>
+        <w:t>considered authoritative for the purpose of international comparisons.</w:t>
+      </w:r>
+    </w:p>
+    <w:p>
+      <w:r>
         <w:lastRenderedPageBreak/>
-        <w:t>For many years after the reunification, separate statistical estimates were published, and could be obtained, for each of the entities</w:t>
-      </w:r>
-      <w:r>
-        <w:t xml:space="preserve"> we have listed: Saar Basin, West Berlin, Federal Germany, German Democratic Republic. Now</w:t>
-      </w:r>
-      <w:r>
-        <w:t xml:space="preserve">, </w:t>
-      </w:r>
-      <w:r>
-        <w:t xml:space="preserve">a single statistical series is published by most authorities, </w:t>
-      </w:r>
-      <w:r>
-        <w:t xml:space="preserve">not least the Germans, covering at least </w:t>
-      </w:r>
-      <w:r>
-        <w:t>1950 to the present day.</w:t>
-      </w:r>
-      <w:r>
-        <w:t xml:space="preserve"> This </w:t>
-      </w:r>
-      <w:r>
-        <w:t xml:space="preserve">is </w:t>
-      </w:r>
-      <w:r>
-        <w:t>considered authoritative for the purpose of international comparisons.</w:t>
-      </w:r>
-    </w:p>
-    <w:p>
-      <w:r>
         <w:t>The difficulty this presents for historical comparisons is by no means easily overcome. We treat the current boundaries of Germany as its historical boundaries, in order to get a long-run comparison, but in so doing, we eliminate the actual historical record, and cannot (for example) easily establish how much of its growth from 1945 to 1989 was caused by capitalism, and how much by communism. Moreover, there is a symmetric problem: when a previously sovereign state is broken into component parts, as was the USSR and Yugoslavia, not to mention Czechoslovakia, Indonesia, Sudan, or Ethiopia, should we write history backwards in the same way, and wipe out the history of that state? Does this add to, or detract from, our understanding of the real course of economic history?</w:t>
       </w:r>
     </w:p>
@@ -653,31 +616,23 @@
     </w:p>
     <w:p>
       <w:r>
-        <w:t xml:space="preserve">Statistical agencies usually – but not always – report data in such cases as a ‘broken’ series with some overlap. </w:t>
+        <w:t>Statistical agencies usually – but not always – report data in such cases as a ‘broken’ series with some overlap. Thus the UN reports the GDP of Czechoslovakia as a single figure from 1970 until 1990, and from 1990 onwards as two separate figures for the Czech Republic and Slovakia. In 1990 there is an overlap.</w:t>
+      </w:r>
+    </w:p>
+    <w:p>
+      <w:r>
+        <w:t>Since the purpose of the dataset is to cover long-term economic trends, the data is ‘cleaned’ to provide a continuous series in such cases, but the data on individual parts is preserved.</w:t>
+      </w:r>
+      <w:r>
+        <w:t xml:space="preserve"> </w:t>
       </w:r>
       <w:proofErr w:type="gramStart"/>
       <w:r>
-        <w:t>Thus</w:t>
+        <w:t>In  the</w:t>
       </w:r>
       <w:proofErr w:type="gramEnd"/>
       <w:r>
-        <w:t xml:space="preserve"> the UN reports the GDP of Czechoslovakia as a single figure from 1970 until 1990, and from 1990 onwards as two separate figures for the Czech Republic and Slovakia. In 1990 there is an overlap.</w:t>
-      </w:r>
-    </w:p>
-    <w:p>
-      <w:r>
-        <w:t>Since the purpose of the dataset is to cover long-term economic trends, the data is ‘cleaned’ to provide a continuous series in such cases, but the data on individual parts is preserved.</w:t>
-      </w:r>
-      <w:r>
-        <w:t xml:space="preserve"> In  the geographical hierarchy, therefore, the reporting unit provides continuous data for a single </w:t>
-      </w:r>
-      <w:proofErr w:type="gramStart"/>
-      <w:r>
-        <w:t>entity, but</w:t>
-      </w:r>
-      <w:proofErr w:type="gramEnd"/>
-      <w:r>
-        <w:t xml:space="preserve"> can be drilled down to give data on components, when available.</w:t>
+        <w:t xml:space="preserve"> geographical hierarchy, therefore, the reporting unit provides continuous data for a single entity, but can be drilled down to give data on components, when available.</w:t>
       </w:r>
     </w:p>
     <w:p>
@@ -778,12 +733,17 @@
     </w:p>
     <w:p>
       <w:r>
+        <w:t xml:space="preserve">This section first to deal with the approach of the main authorities, then with the classification system in the </w:t>
+      </w:r>
+      <w:bookmarkStart w:id="0" w:name="_GoBack"/>
+      <w:bookmarkEnd w:id="0"/>
+      <w:r>
+        <w:t>dataset.</w:t>
+      </w:r>
+    </w:p>
+    <w:p>
+      <w:r>
         <w:lastRenderedPageBreak/>
-        <w:t>This section first to deal with the approach of the main authorities, then with the classification system in the dataset.</w:t>
-      </w:r>
-    </w:p>
-    <w:p>
-      <w:r>
         <w:t>Key point is that the classification is not fixed but can be adapted by users. Users thus create the definitions appropriate for the object of study and also discuss, and attempt to reach consensus, on which of  a range of alternatives is preferable.</w:t>
       </w:r>
     </w:p>
@@ -1143,29 +1103,23 @@
                 <w:lang w:eastAsia="en-GB"/>
               </w:rPr>
               <w:br/>
-            </w:r>
-            <w:r>
-              <w:rPr>
-                <w:rFonts w:eastAsia="Times New Roman" w:cs="Times New Roman"/>
+              <w:t>Composed of 16 countries: Australia, Czech Republic, Denmark, Hong Kong SAR, Iceland, Israel, Korea, Macao SAR, New Zealand, Norway, Puerto Rico, San Marino, Singapore, Sweden, Switzerland, and Taiwan Province of China.</w:t>
+            </w:r>
+            <w:r>
+              <w:rPr>
+                <w:rFonts w:eastAsia="Times New Roman" w:cs="Times New Roman"/>
+                <w:szCs w:val="24"/>
+                <w:lang w:eastAsia="en-GB"/>
+              </w:rPr>
+              <w:br/>
+            </w:r>
+            <w:r>
+              <w:rPr>
+                <w:rFonts w:eastAsia="Times New Roman" w:cs="Times New Roman"/>
+                <w:szCs w:val="24"/>
                 <w:lang w:eastAsia="en-GB"/>
               </w:rPr>
               <w:lastRenderedPageBreak/>
-              <w:t>Composed of 16 countries: Australia, Czech Republic, Denmark, Hong Kong SAR, Iceland, Israel, Korea, Macao SAR, New Zealand, Norway, Puerto Rico, San Marino, Singapore, Sweden, Switzerland, and Taiwan Province of China.</w:t>
-            </w:r>
-            <w:r>
-              <w:rPr>
-                <w:rFonts w:eastAsia="Times New Roman" w:cs="Times New Roman"/>
-                <w:szCs w:val="24"/>
-                <w:lang w:eastAsia="en-GB"/>
-              </w:rPr>
-              <w:br/>
-            </w:r>
-            <w:r>
-              <w:rPr>
-                <w:rFonts w:eastAsia="Times New Roman" w:cs="Times New Roman"/>
-                <w:szCs w:val="24"/>
-                <w:lang w:eastAsia="en-GB"/>
-              </w:rPr>
               <w:br/>
             </w:r>
             <w:bookmarkStart w:id="6" w:name="a998"/>
@@ -1454,7 +1408,6 @@
                 <w:szCs w:val="24"/>
                 <w:lang w:eastAsia="en-GB"/>
               </w:rPr>
-              <w:lastRenderedPageBreak/>
               <w:br/>
             </w:r>
             <w:bookmarkStart w:id="14" w:name="a406"/>
@@ -1473,7 +1426,15 @@
                 <w:lang w:eastAsia="en-GB"/>
               </w:rPr>
               <w:br/>
-              <w:t>Composed of 21 countries: Algeria, Bahrain, Djibouti, Egypt, Iran, Iraq, Jordan, Kuwait, Lebanon, Libya, Mauritania, Morocco, Oman, Qatar, Saudi Arabia, Somalia, Sudan, Syria, Tunisia, United Arab Emirates, and Yemen.</w:t>
+              <w:t xml:space="preserve">Composed of 21 countries: Algeria, Bahrain, Djibouti, Egypt, Iran, Iraq, Jordan, Kuwait, Lebanon, Libya, </w:t>
+            </w:r>
+            <w:r>
+              <w:rPr>
+                <w:rFonts w:eastAsia="Times New Roman" w:cs="Times New Roman"/>
+                <w:lang w:eastAsia="en-GB"/>
+              </w:rPr>
+              <w:lastRenderedPageBreak/>
+              <w:t>Mauritania, Morocco, Oman, Qatar, Saudi Arabia, Somalia, Sudan, Syria, Tunisia, United Arab Emirates, and Yemen.</w:t>
             </w:r>
             <w:r>
               <w:rPr>
@@ -1541,7 +1502,7 @@
 </file>
 
 <file path=word/numbering.xml><?xml version="1.0" encoding="utf-8"?>
-<w:numbering xmlns:wpc="http://schemas.microsoft.com/office/word/2010/wordprocessingCanvas" xmlns:cx="http://schemas.microsoft.com/office/drawing/2014/chartex" xmlns:cx1="http://schemas.microsoft.com/office/drawing/2015/9/8/chartex" xmlns:cx2="http://schemas.microsoft.com/office/drawing/2015/10/21/chartex" xmlns:cx3="http://schemas.microsoft.com/office/drawing/2016/5/9/chartex" xmlns:cx4="http://schemas.microsoft.com/office/drawing/2016/5/10/chartex" xmlns:cx5="http://schemas.microsoft.com/office/drawing/2016/5/11/chartex" xmlns:cx6="http://schemas.microsoft.com/office/drawing/2016/5/12/chartex" xmlns:cx7="http://schemas.microsoft.com/office/drawing/2016/5/13/chartex" xmlns:cx8="http://schemas.microsoft.com/office/drawing/2016/5/14/chartex" xmlns:mc="http://schemas.openxmlformats.org/markup-compatibility/2006" xmlns:aink="http://schemas.microsoft.com/office/drawing/2016/ink" xmlns:am3d="http://schemas.microsoft.com/office/drawing/2017/model3d" xmlns:o="urn:schemas-microsoft-com:office:office" xmlns:r="http://schemas.openxmlformats.org/officeDocument/2006/relationships" xmlns:m="http://schemas.openxmlformats.org/officeDocument/2006/math" xmlns:v="urn:schemas-microsoft-com:vml" xmlns:wp14="http://schemas.microsoft.com/office/word/2010/wordprocessingDrawing" xmlns:wp="http://schemas.openxmlformats.org/drawingml/2006/wordprocessingDrawing" xmlns:w10="urn:schemas-microsoft-com:office:word" xmlns:w="http://schemas.openxmlformats.org/wordprocessingml/2006/main" xmlns:w14="http://schemas.microsoft.com/office/word/2010/wordml" xmlns:w15="http://schemas.microsoft.com/office/word/2012/wordml" xmlns:w16cid="http://schemas.microsoft.com/office/word/2016/wordml/cid" xmlns:w16se="http://schemas.microsoft.com/office/word/2015/wordml/symex" xmlns:wpg="http://schemas.microsoft.com/office/word/2010/wordprocessingGroup" xmlns:wpi="http://schemas.microsoft.com/office/word/2010/wordprocessingInk" xmlns:wne="http://schemas.microsoft.com/office/word/2006/wordml" xmlns:wps="http://schemas.microsoft.com/office/word/2010/wordprocessingShape" mc:Ignorable="w14 w15 w16se w16cid wp14">
+<w:numbering xmlns:wpc="http://schemas.microsoft.com/office/word/2010/wordprocessingCanvas" xmlns:cx="http://schemas.microsoft.com/office/drawing/2014/chartex" xmlns:cx1="http://schemas.microsoft.com/office/drawing/2015/9/8/chartex" xmlns:mc="http://schemas.openxmlformats.org/markup-compatibility/2006" xmlns:o="urn:schemas-microsoft-com:office:office" xmlns:r="http://schemas.openxmlformats.org/officeDocument/2006/relationships" xmlns:m="http://schemas.openxmlformats.org/officeDocument/2006/math" xmlns:v="urn:schemas-microsoft-com:vml" xmlns:wp14="http://schemas.microsoft.com/office/word/2010/wordprocessingDrawing" xmlns:wp="http://schemas.openxmlformats.org/drawingml/2006/wordprocessingDrawing" xmlns:w10="urn:schemas-microsoft-com:office:word" xmlns:w="http://schemas.openxmlformats.org/wordprocessingml/2006/main" xmlns:w14="http://schemas.microsoft.com/office/word/2010/wordml" xmlns:w15="http://schemas.microsoft.com/office/word/2012/wordml" xmlns:w16se="http://schemas.microsoft.com/office/word/2015/wordml/symex" xmlns:wpg="http://schemas.microsoft.com/office/word/2010/wordprocessingGroup" xmlns:wpi="http://schemas.microsoft.com/office/word/2010/wordprocessingInk" xmlns:wne="http://schemas.microsoft.com/office/word/2006/wordml" xmlns:wps="http://schemas.microsoft.com/office/word/2010/wordprocessingShape" mc:Ignorable="w14 w15 w16se wp14">
   <w:abstractNum w:abstractNumId="0" w15:restartNumberingAfterBreak="0">
     <w:nsid w:val="210E501A"/>
     <w:multiLevelType w:val="hybridMultilevel"/>
@@ -1638,7 +1599,7 @@
 </file>
 
 <file path=word/styles.xml><?xml version="1.0" encoding="utf-8"?>
-<w:styles xmlns:mc="http://schemas.openxmlformats.org/markup-compatibility/2006" xmlns:r="http://schemas.openxmlformats.org/officeDocument/2006/relationships" xmlns:w="http://schemas.openxmlformats.org/wordprocessingml/2006/main" xmlns:w14="http://schemas.microsoft.com/office/word/2010/wordml" xmlns:w15="http://schemas.microsoft.com/office/word/2012/wordml" xmlns:w16cid="http://schemas.microsoft.com/office/word/2016/wordml/cid" xmlns:w16se="http://schemas.microsoft.com/office/word/2015/wordml/symex" mc:Ignorable="w14 w15 w16se w16cid">
+<w:styles xmlns:mc="http://schemas.openxmlformats.org/markup-compatibility/2006" xmlns:r="http://schemas.openxmlformats.org/officeDocument/2006/relationships" xmlns:w="http://schemas.openxmlformats.org/wordprocessingml/2006/main" xmlns:w14="http://schemas.microsoft.com/office/word/2010/wordml" xmlns:w15="http://schemas.microsoft.com/office/word/2012/wordml" xmlns:w16se="http://schemas.microsoft.com/office/word/2015/wordml/symex" mc:Ignorable="w14 w15 w16se">
   <w:docDefaults>
     <w:rPrDefault>
       <w:rPr>
@@ -1652,7 +1613,7 @@
       </w:pPr>
     </w:pPrDefault>
   </w:docDefaults>
-  <w:latentStyles w:defLockedState="0" w:defUIPriority="99" w:defSemiHidden="0" w:defUnhideWhenUsed="0" w:defQFormat="0" w:count="375">
+  <w:latentStyles w:defLockedState="0" w:defUIPriority="99" w:defSemiHidden="0" w:defUnhideWhenUsed="0" w:defQFormat="0" w:count="371">
     <w:lsdException w:name="Normal" w:uiPriority="0" w:qFormat="1"/>
     <w:lsdException w:name="heading 1" w:uiPriority="9" w:qFormat="1"/>
     <w:lsdException w:name="heading 2" w:semiHidden="1" w:uiPriority="9" w:unhideWhenUsed="1" w:qFormat="1"/>
@@ -2024,10 +1985,6 @@
     <w:lsdException w:name="List Table 5 Dark Accent 6" w:uiPriority="50"/>
     <w:lsdException w:name="List Table 6 Colorful Accent 6" w:uiPriority="51"/>
     <w:lsdException w:name="List Table 7 Colorful Accent 6" w:uiPriority="52"/>
-    <w:lsdException w:name="Mention" w:semiHidden="1" w:unhideWhenUsed="1"/>
-    <w:lsdException w:name="Smart Hyperlink" w:semiHidden="1" w:unhideWhenUsed="1"/>
-    <w:lsdException w:name="Hashtag" w:semiHidden="1" w:unhideWhenUsed="1"/>
-    <w:lsdException w:name="Unresolved Mention" w:semiHidden="1" w:unhideWhenUsed="1"/>
   </w:latentStyles>
   <w:style w:type="paragraph" w:default="1" w:styleId="Normal">
     <w:name w:val="Normal"/>
@@ -2422,7 +2379,7 @@
       <w:u w:val="single"/>
     </w:rPr>
   </w:style>
-  <w:style w:type="character" w:styleId="UnresolvedMention">
+  <w:style w:type="character" w:customStyle="1" w:styleId="UnresolvedMention">
     <w:name w:val="Unresolved Mention"/>
     <w:basedOn w:val="DefaultParagraphFont"/>
     <w:uiPriority w:val="99"/>
